--- a/BrijeshSingh-AssignmentANNCNN.docx
+++ b/BrijeshSingh-AssignmentANNCNN.docx
@@ -462,12 +462,6 @@
       </w:r>
     </w:p>
     <w:p>
-      <w:pPr>
-        <w:rPr>
-          <w:sz w:val="20"/>
-          <w:szCs w:val="20"/>
-        </w:rPr>
-      </w:pPr>
       <w:r>
         <w:rPr>
           <w:sz w:val="20"/>
@@ -475,6 +469,16 @@
         </w:rPr>
         <w:t>Git Repository Link:</w:t>
       </w:r>
+      <w:r>
+        <w:rPr>
+          <w:sz w:val="20"/>
+          <w:szCs w:val="20"/>
+        </w:rPr>
+        <w:t xml:space="preserve"> </w:t>
+      </w:r>
+      <w:r>
+        <w:t>https://github.com/MyGit-App/ANN-CNN.git</w:t>
+      </w:r>
     </w:p>
     <w:p>
       <w:pPr>
@@ -561,6 +565,32 @@
         </w:rPr>
         <w:t xml:space="preserve"> App Link:</w:t>
       </w:r>
+      <w:r>
+        <w:rPr>
+          <w:sz w:val="20"/>
+          <w:szCs w:val="20"/>
+        </w:rPr>
+        <w:t xml:space="preserve"> </w:t>
+      </w:r>
+      <w:hyperlink r:id="rId5" w:history="1">
+        <w:proofErr w:type="spellStart"/>
+        <w:r>
+          <w:rPr>
+            <w:rStyle w:val="Hyperlink"/>
+            <w:sz w:val="20"/>
+            <w:szCs w:val="20"/>
+          </w:rPr>
+          <w:t>Streamlit</w:t>
+        </w:r>
+        <w:proofErr w:type="spellEnd"/>
+      </w:hyperlink>
+      <w:r>
+        <w:rPr>
+          <w:sz w:val="20"/>
+          <w:szCs w:val="20"/>
+        </w:rPr>
+        <w:t xml:space="preserve"> </w:t>
+      </w:r>
     </w:p>
     <w:p>
       <w:pPr>
@@ -579,12 +609,6 @@
       </w:r>
     </w:p>
     <w:p>
-      <w:pPr>
-        <w:rPr>
-          <w:sz w:val="20"/>
-          <w:szCs w:val="20"/>
-        </w:rPr>
-      </w:pPr>
       <w:r>
         <w:rPr>
           <w:sz w:val="20"/>
@@ -592,6 +616,16 @@
         </w:rPr>
         <w:t>Git Repository Link:</w:t>
       </w:r>
+      <w:r>
+        <w:rPr>
+          <w:sz w:val="20"/>
+          <w:szCs w:val="20"/>
+        </w:rPr>
+        <w:t xml:space="preserve"> </w:t>
+      </w:r>
+      <w:r>
+        <w:t>https://github.com/MyGit-App/ANN-CNN.git</w:t>
+      </w:r>
     </w:p>
     <w:p>
       <w:pPr>
@@ -726,6 +760,13 @@
           <w:szCs w:val="20"/>
         </w:rPr>
         <w:t xml:space="preserve"> App Link:</w:t>
+      </w:r>
+      <w:r>
+        <w:rPr>
+          <w:sz w:val="20"/>
+          <w:szCs w:val="20"/>
+        </w:rPr>
+        <w:t xml:space="preserve"> </w:t>
       </w:r>
     </w:p>
     <w:p>
@@ -1063,6 +1104,7 @@
           <w:sz w:val="20"/>
           <w:szCs w:val="20"/>
         </w:rPr>
+        <w:lastRenderedPageBreak/>
         <w:t xml:space="preserve">Use </w:t>
       </w:r>
       <w:r>
@@ -1098,7 +1140,6 @@
           <w:sz w:val="20"/>
           <w:szCs w:val="20"/>
         </w:rPr>
-        <w:lastRenderedPageBreak/>
         <w:t>In deep CNNs, padding is commonly used to prevent excessive shrinking of feature maps.</w:t>
       </w:r>
     </w:p>
@@ -3523,6 +3564,59 @@
       <w:spacing w:val="5"/>
     </w:rPr>
   </w:style>
+  <w:style w:type="character" w:styleId="Hyperlink">
+    <w:name w:val="Hyperlink"/>
+    <w:basedOn w:val="DefaultParagraphFont"/>
+    <w:uiPriority w:val="99"/>
+    <w:unhideWhenUsed/>
+    <w:rsid w:val="00E646C8"/>
+    <w:rPr>
+      <w:color w:val="467886" w:themeColor="hyperlink"/>
+      <w:u w:val="single"/>
+    </w:rPr>
+  </w:style>
+  <w:style w:type="character" w:styleId="UnresolvedMention">
+    <w:name w:val="Unresolved Mention"/>
+    <w:basedOn w:val="DefaultParagraphFont"/>
+    <w:uiPriority w:val="99"/>
+    <w:semiHidden/>
+    <w:unhideWhenUsed/>
+    <w:rsid w:val="00E646C8"/>
+    <w:rPr>
+      <w:color w:val="605E5C"/>
+      <w:shd w:val="clear" w:color="auto" w:fill="E1DFDD"/>
+    </w:rPr>
+  </w:style>
+  <w:style w:type="paragraph" w:styleId="HTMLPreformatted">
+    <w:name w:val="HTML Preformatted"/>
+    <w:basedOn w:val="Normal"/>
+    <w:link w:val="HTMLPreformattedChar"/>
+    <w:uiPriority w:val="99"/>
+    <w:semiHidden/>
+    <w:unhideWhenUsed/>
+    <w:rsid w:val="001C00B9"/>
+    <w:pPr>
+      <w:spacing w:after="0" w:line="240" w:lineRule="auto"/>
+    </w:pPr>
+    <w:rPr>
+      <w:rFonts w:ascii="Consolas" w:hAnsi="Consolas"/>
+      <w:sz w:val="20"/>
+      <w:szCs w:val="20"/>
+    </w:rPr>
+  </w:style>
+  <w:style w:type="character" w:customStyle="1" w:styleId="HTMLPreformattedChar">
+    <w:name w:val="HTML Preformatted Char"/>
+    <w:basedOn w:val="DefaultParagraphFont"/>
+    <w:link w:val="HTMLPreformatted"/>
+    <w:uiPriority w:val="99"/>
+    <w:semiHidden/>
+    <w:rsid w:val="001C00B9"/>
+    <w:rPr>
+      <w:rFonts w:ascii="Consolas" w:hAnsi="Consolas"/>
+      <w:sz w:val="20"/>
+      <w:szCs w:val="20"/>
+    </w:rPr>
+  </w:style>
 </w:styles>
 </file>
 

--- a/BrijeshSingh-AssignmentANNCNN.docx
+++ b/BrijeshSingh-AssignmentANNCNN.docx
@@ -302,23 +302,7 @@
           <w:sz w:val="20"/>
           <w:szCs w:val="20"/>
         </w:rPr>
-        <w:t xml:space="preserve">Use </w:t>
-      </w:r>
-      <w:proofErr w:type="spellStart"/>
-      <w:r>
-        <w:rPr>
-          <w:sz w:val="20"/>
-          <w:szCs w:val="20"/>
-        </w:rPr>
-        <w:t>ReLU</w:t>
-      </w:r>
-      <w:proofErr w:type="spellEnd"/>
-      <w:r>
-        <w:rPr>
-          <w:sz w:val="20"/>
-          <w:szCs w:val="20"/>
-        </w:rPr>
-        <w:t xml:space="preserve"> activation instead of sigmoid/tanh.</w:t>
+        <w:t>Use ReLU activation instead of sigmoid/tanh.</w:t>
       </w:r>
     </w:p>
     <w:p>
@@ -494,7 +478,6 @@
         </w:rPr>
         <w:t xml:space="preserve">Code File Name: </w:t>
       </w:r>
-      <w:proofErr w:type="spellStart"/>
       <w:r>
         <w:rPr>
           <w:sz w:val="20"/>
@@ -502,30 +485,20 @@
         </w:rPr>
         <w:t>Backend.ipynb</w:t>
       </w:r>
-      <w:proofErr w:type="spellEnd"/>
-    </w:p>
-    <w:p>
-      <w:pPr>
-        <w:rPr>
-          <w:sz w:val="20"/>
-          <w:szCs w:val="20"/>
-        </w:rPr>
-      </w:pPr>
-      <w:proofErr w:type="spellStart"/>
-      <w:r>
-        <w:rPr>
-          <w:sz w:val="20"/>
-          <w:szCs w:val="20"/>
-        </w:rPr>
-        <w:t>Streamlit</w:t>
-      </w:r>
-      <w:proofErr w:type="spellEnd"/>
-      <w:r>
-        <w:rPr>
-          <w:sz w:val="20"/>
-          <w:szCs w:val="20"/>
-        </w:rPr>
-        <w:t xml:space="preserve"> Code:</w:t>
+    </w:p>
+    <w:p>
+      <w:pPr>
+        <w:rPr>
+          <w:sz w:val="20"/>
+          <w:szCs w:val="20"/>
+        </w:rPr>
+      </w:pPr>
+      <w:r>
+        <w:rPr>
+          <w:sz w:val="20"/>
+          <w:szCs w:val="20"/>
+        </w:rPr>
+        <w:t>Streamlit Code:</w:t>
       </w:r>
       <w:r>
         <w:rPr>
@@ -549,21 +522,47 @@
           <w:szCs w:val="20"/>
         </w:rPr>
       </w:pPr>
-      <w:proofErr w:type="spellStart"/>
-      <w:r>
-        <w:rPr>
-          <w:sz w:val="20"/>
-          <w:szCs w:val="20"/>
-        </w:rPr>
-        <w:t>Streamlit</w:t>
-      </w:r>
-      <w:proofErr w:type="spellEnd"/>
-      <w:r>
-        <w:rPr>
-          <w:sz w:val="20"/>
-          <w:szCs w:val="20"/>
-        </w:rPr>
-        <w:t xml:space="preserve"> App Link:</w:t>
+      <w:r>
+        <w:rPr>
+          <w:sz w:val="20"/>
+          <w:szCs w:val="20"/>
+        </w:rPr>
+        <w:t xml:space="preserve">Streamlit App Link: </w:t>
+      </w:r>
+      <w:r>
+        <w:rPr>
+          <w:sz w:val="20"/>
+          <w:szCs w:val="20"/>
+        </w:rPr>
+        <w:t>https://bank-churn-rate.streamlit.app/</w:t>
+      </w:r>
+    </w:p>
+    <w:p>
+      <w:pPr>
+        <w:rPr>
+          <w:sz w:val="20"/>
+          <w:szCs w:val="20"/>
+        </w:rPr>
+      </w:pPr>
+    </w:p>
+    <w:p>
+      <w:r>
+        <w:t>c</w:t>
+      </w:r>
+      <w:r>
+        <w:t xml:space="preserve">. </w:t>
+      </w:r>
+      <w:r>
+        <w:t>CCTV Accident Detection</w:t>
+      </w:r>
+    </w:p>
+    <w:p>
+      <w:r>
+        <w:rPr>
+          <w:sz w:val="20"/>
+          <w:szCs w:val="20"/>
+        </w:rPr>
+        <w:t>Git Repository Link:</w:t>
       </w:r>
       <w:r>
         <w:rPr>
@@ -572,18 +571,67 @@
         </w:rPr>
         <w:t xml:space="preserve"> </w:t>
       </w:r>
-      <w:hyperlink r:id="rId5" w:history="1">
-        <w:proofErr w:type="spellStart"/>
-        <w:r>
-          <w:rPr>
-            <w:rStyle w:val="Hyperlink"/>
-            <w:sz w:val="20"/>
-            <w:szCs w:val="20"/>
-          </w:rPr>
-          <w:t>Streamlit</w:t>
-        </w:r>
-        <w:proofErr w:type="spellEnd"/>
-      </w:hyperlink>
+      <w:r>
+        <w:t>https://github.com/MyGit-App/ANN-CNN.git</w:t>
+      </w:r>
+    </w:p>
+    <w:p>
+      <w:pPr>
+        <w:rPr>
+          <w:sz w:val="20"/>
+          <w:szCs w:val="20"/>
+        </w:rPr>
+      </w:pPr>
+      <w:r>
+        <w:rPr>
+          <w:sz w:val="20"/>
+          <w:szCs w:val="20"/>
+        </w:rPr>
+        <w:t xml:space="preserve">Code File Name: </w:t>
+      </w:r>
+      <w:r>
+        <w:rPr>
+          <w:sz w:val="20"/>
+          <w:szCs w:val="20"/>
+        </w:rPr>
+        <w:t>A</w:t>
+      </w:r>
+      <w:r>
+        <w:rPr>
+          <w:sz w:val="20"/>
+          <w:szCs w:val="20"/>
+        </w:rPr>
+        <w:t>ccident</w:t>
+      </w:r>
+      <w:r>
+        <w:rPr>
+          <w:sz w:val="20"/>
+          <w:szCs w:val="20"/>
+        </w:rPr>
+        <w:t>D</w:t>
+      </w:r>
+      <w:r>
+        <w:rPr>
+          <w:sz w:val="20"/>
+          <w:szCs w:val="20"/>
+        </w:rPr>
+        <w:t>etection.ipynb</w:t>
+      </w:r>
+    </w:p>
+    <w:p>
+      <w:pPr>
+        <w:rPr>
+          <w:sz w:val="20"/>
+          <w:szCs w:val="20"/>
+        </w:rPr>
+      </w:pPr>
+      <w:r>
+        <w:rPr>
+          <w:sz w:val="20"/>
+          <w:szCs w:val="20"/>
+        </w:rPr>
+        <w:t>Streamlit Code:</w:t>
+      </w:r>
       <w:r>
         <w:rPr>
           <w:sz w:val="20"/>
@@ -591,30 +639,55 @@
         </w:rPr>
         <w:t xml:space="preserve"> </w:t>
       </w:r>
-    </w:p>
-    <w:p>
-      <w:pPr>
-        <w:rPr>
-          <w:sz w:val="20"/>
-          <w:szCs w:val="20"/>
-        </w:rPr>
-      </w:pPr>
-    </w:p>
-    <w:p>
-      <w:r>
-        <w:t>c</w:t>
-      </w:r>
-      <w:r>
-        <w:t>. Bank Churn Rate</w:t>
-      </w:r>
-    </w:p>
-    <w:p>
-      <w:r>
-        <w:rPr>
-          <w:sz w:val="20"/>
-          <w:szCs w:val="20"/>
-        </w:rPr>
-        <w:t>Git Repository Link:</w:t>
+      <w:r>
+        <w:rPr>
+          <w:sz w:val="20"/>
+          <w:szCs w:val="20"/>
+        </w:rPr>
+        <w:t>A</w:t>
+      </w:r>
+      <w:r>
+        <w:rPr>
+          <w:sz w:val="20"/>
+          <w:szCs w:val="20"/>
+        </w:rPr>
+        <w:t>ccident</w:t>
+      </w:r>
+      <w:r>
+        <w:rPr>
+          <w:sz w:val="20"/>
+          <w:szCs w:val="20"/>
+        </w:rPr>
+        <w:t>D</w:t>
+      </w:r>
+      <w:r>
+        <w:rPr>
+          <w:sz w:val="20"/>
+          <w:szCs w:val="20"/>
+        </w:rPr>
+        <w:t>etection</w:t>
+      </w:r>
+      <w:r>
+        <w:rPr>
+          <w:sz w:val="20"/>
+          <w:szCs w:val="20"/>
+        </w:rPr>
+        <w:t>.py</w:t>
+      </w:r>
+    </w:p>
+    <w:p>
+      <w:pPr>
+        <w:rPr>
+          <w:sz w:val="20"/>
+          <w:szCs w:val="20"/>
+        </w:rPr>
+      </w:pPr>
+      <w:r>
+        <w:rPr>
+          <w:sz w:val="20"/>
+          <w:szCs w:val="20"/>
+        </w:rPr>
+        <w:t>Streamlit App Link:</w:t>
       </w:r>
       <w:r>
         <w:rPr>
@@ -624,149 +697,11 @@
         <w:t xml:space="preserve"> </w:t>
       </w:r>
       <w:r>
-        <w:t>https://github.com/MyGit-App/ANN-CNN.git</w:t>
-      </w:r>
-    </w:p>
-    <w:p>
-      <w:pPr>
-        <w:rPr>
-          <w:sz w:val="20"/>
-          <w:szCs w:val="20"/>
-        </w:rPr>
-      </w:pPr>
-      <w:r>
-        <w:rPr>
-          <w:sz w:val="20"/>
-          <w:szCs w:val="20"/>
-        </w:rPr>
-        <w:t xml:space="preserve">Code File Name: </w:t>
-      </w:r>
-      <w:proofErr w:type="spellStart"/>
-      <w:r>
-        <w:rPr>
-          <w:sz w:val="20"/>
-          <w:szCs w:val="20"/>
-        </w:rPr>
-        <w:t>A</w:t>
-      </w:r>
-      <w:r>
-        <w:rPr>
-          <w:sz w:val="20"/>
-          <w:szCs w:val="20"/>
-        </w:rPr>
-        <w:t>ccident</w:t>
-      </w:r>
-      <w:r>
-        <w:rPr>
-          <w:sz w:val="20"/>
-          <w:szCs w:val="20"/>
-        </w:rPr>
-        <w:t>D</w:t>
-      </w:r>
-      <w:r>
-        <w:rPr>
-          <w:sz w:val="20"/>
-          <w:szCs w:val="20"/>
-        </w:rPr>
-        <w:t>etection.ipynb</w:t>
-      </w:r>
-      <w:proofErr w:type="spellEnd"/>
-    </w:p>
-    <w:p>
-      <w:pPr>
-        <w:rPr>
-          <w:sz w:val="20"/>
-          <w:szCs w:val="20"/>
-        </w:rPr>
-      </w:pPr>
-      <w:proofErr w:type="spellStart"/>
-      <w:r>
-        <w:rPr>
-          <w:sz w:val="20"/>
-          <w:szCs w:val="20"/>
-        </w:rPr>
-        <w:t>Streamlit</w:t>
-      </w:r>
-      <w:proofErr w:type="spellEnd"/>
-      <w:r>
-        <w:rPr>
-          <w:sz w:val="20"/>
-          <w:szCs w:val="20"/>
-        </w:rPr>
-        <w:t xml:space="preserve"> Code:</w:t>
-      </w:r>
-      <w:r>
-        <w:rPr>
-          <w:sz w:val="20"/>
-          <w:szCs w:val="20"/>
-        </w:rPr>
-        <w:t xml:space="preserve"> </w:t>
-      </w:r>
-      <w:r>
-        <w:rPr>
-          <w:sz w:val="20"/>
-          <w:szCs w:val="20"/>
-        </w:rPr>
-        <w:t>A</w:t>
-      </w:r>
-      <w:r>
-        <w:rPr>
-          <w:sz w:val="20"/>
-          <w:szCs w:val="20"/>
-        </w:rPr>
-        <w:t>ccident</w:t>
-      </w:r>
-      <w:r>
-        <w:rPr>
-          <w:sz w:val="20"/>
-          <w:szCs w:val="20"/>
-        </w:rPr>
-        <w:t>D</w:t>
-      </w:r>
-      <w:r>
-        <w:rPr>
-          <w:sz w:val="20"/>
-          <w:szCs w:val="20"/>
-        </w:rPr>
-        <w:t>etection</w:t>
-      </w:r>
-      <w:r>
-        <w:rPr>
-          <w:sz w:val="20"/>
-          <w:szCs w:val="20"/>
-        </w:rPr>
-        <w:t>.py</w:t>
-      </w:r>
-    </w:p>
-    <w:p>
-      <w:pPr>
-        <w:rPr>
-          <w:sz w:val="20"/>
-          <w:szCs w:val="20"/>
-        </w:rPr>
-      </w:pPr>
-      <w:proofErr w:type="spellStart"/>
-      <w:r>
-        <w:rPr>
-          <w:sz w:val="20"/>
-          <w:szCs w:val="20"/>
-        </w:rPr>
-        <w:t>Streamlit</w:t>
-      </w:r>
-      <w:proofErr w:type="spellEnd"/>
-      <w:r>
-        <w:rPr>
-          <w:sz w:val="20"/>
-          <w:szCs w:val="20"/>
-        </w:rPr>
-        <w:t xml:space="preserve"> App Link:</w:t>
-      </w:r>
-      <w:r>
-        <w:rPr>
-          <w:sz w:val="20"/>
-          <w:szCs w:val="20"/>
-        </w:rPr>
-        <w:t xml:space="preserve"> </w:t>
+        <w:rPr>
+          <w:sz w:val="20"/>
+          <w:szCs w:val="20"/>
+        </w:rPr>
+        <w:t>https://accident-detect.streamlit.app/</w:t>
       </w:r>
     </w:p>
     <w:p>
@@ -1015,23 +950,7 @@
           <w:sz w:val="20"/>
           <w:szCs w:val="20"/>
         </w:rPr>
-        <w:t xml:space="preserve">Helps in </w:t>
-      </w:r>
-      <w:proofErr w:type="spellStart"/>
-      <w:r>
-        <w:rPr>
-          <w:sz w:val="20"/>
-          <w:szCs w:val="20"/>
-        </w:rPr>
-        <w:t>downsampling</w:t>
-      </w:r>
-      <w:proofErr w:type="spellEnd"/>
-      <w:r>
-        <w:rPr>
-          <w:sz w:val="20"/>
-          <w:szCs w:val="20"/>
-        </w:rPr>
-        <w:t xml:space="preserve"> the input features.</w:t>
+        <w:t>Helps in downsampling the input features.</w:t>
       </w:r>
     </w:p>
     <w:p>
